--- a/public/fun/forms/이력서_인테리어시공·설계_2_사이드바형.docx
+++ b/public/fun/forms/이력서_인테리어시공·설계_2_사이드바형.docx
@@ -71,7 +71,7 @@
                 <w:color w:val="4F2228"/>
                 <w:sz w:val="24"/>
               </w:rPr>
-              <w:t>면허 · 자격</w:t>
+              <w:t>학력 · 교육</w:t>
             </w:r>
           </w:p>
           <w:p>
@@ -88,7 +88,7 @@
                 <w:color w:val="A9B0B8"/>
                 <w:sz w:val="17"/>
               </w:rPr>
-              <w:t>취득일</w:t>
+              <w:t>기 간</w:t>
             </w:r>
             <w:r>
               <w:rPr>
@@ -97,7 +97,7 @@
                 <w:sz w:val="21"/>
               </w:rPr>
               <w:tab/>
-              <w:t>면허 · 자격명</w:t>
+              <w:t>학교 / 기관</w:t>
             </w:r>
           </w:p>
           <w:p>
@@ -111,7 +111,7 @@
                 <w:color w:val="A9B0B8"/>
                 <w:sz w:val="18"/>
               </w:rPr>
-              <w:t>발급 기관 · 번 호</w:t>
+              <w:t>내 용</w:t>
             </w:r>
           </w:p>
           <w:p>
@@ -135,7 +135,7 @@
                 <w:color w:val="A9B0B8"/>
                 <w:sz w:val="17"/>
               </w:rPr>
-              <w:t>취득일</w:t>
+              <w:t>기 간</w:t>
             </w:r>
             <w:r>
               <w:rPr>
@@ -144,7 +144,7 @@
                 <w:sz w:val="21"/>
               </w:rPr>
               <w:tab/>
-              <w:t>면허 · 자격명</w:t>
+              <w:t>학교 / 기관</w:t>
             </w:r>
           </w:p>
           <w:p>
@@ -158,7 +158,7 @@
                 <w:color w:val="A9B0B8"/>
                 <w:sz w:val="18"/>
               </w:rPr>
-              <w:t>발급 기관 · 번 호</w:t>
+              <w:t>내 용</w:t>
             </w:r>
           </w:p>
           <w:p>
@@ -182,7 +182,7 @@
                 <w:color w:val="A9B0B8"/>
                 <w:sz w:val="17"/>
               </w:rPr>
-              <w:t>취득일</w:t>
+              <w:t>기 간</w:t>
             </w:r>
             <w:r>
               <w:rPr>
@@ -191,7 +191,7 @@
                 <w:sz w:val="21"/>
               </w:rPr>
               <w:tab/>
-              <w:t>면허 · 자격명</w:t>
+              <w:t>학교 / 기관</w:t>
             </w:r>
           </w:p>
           <w:p>
@@ -205,7 +205,7 @@
                 <w:color w:val="A9B0B8"/>
                 <w:sz w:val="18"/>
               </w:rPr>
-              <w:t>발급 기관 · 번 호</w:t>
+              <w:t>내 용</w:t>
             </w:r>
           </w:p>
           <w:p>
@@ -487,7 +487,7 @@
                 <w:color w:val="4F2228"/>
                 <w:sz w:val="24"/>
               </w:rPr>
-              <w:t>학력 · 교육</w:t>
+              <w:t>면허 · 자격</w:t>
             </w:r>
           </w:p>
           <w:p>
@@ -504,7 +504,7 @@
                 <w:color w:val="A9B0B8"/>
                 <w:sz w:val="17"/>
               </w:rPr>
-              <w:t>기 간</w:t>
+              <w:t>취득일</w:t>
             </w:r>
             <w:r>
               <w:rPr>
@@ -513,7 +513,7 @@
                 <w:sz w:val="21"/>
               </w:rPr>
               <w:tab/>
-              <w:t>학교 / 기관</w:t>
+              <w:t>면허 · 자격명</w:t>
             </w:r>
           </w:p>
           <w:p>
@@ -527,7 +527,7 @@
                 <w:color w:val="A9B0B8"/>
                 <w:sz w:val="18"/>
               </w:rPr>
-              <w:t>내 용</w:t>
+              <w:t>발급 기관 · 번 호</w:t>
             </w:r>
           </w:p>
           <w:p>
@@ -551,7 +551,7 @@
                 <w:color w:val="A9B0B8"/>
                 <w:sz w:val="17"/>
               </w:rPr>
-              <w:t>기 간</w:t>
+              <w:t>취득일</w:t>
             </w:r>
             <w:r>
               <w:rPr>
@@ -560,7 +560,7 @@
                 <w:sz w:val="21"/>
               </w:rPr>
               <w:tab/>
-              <w:t>학교 / 기관</w:t>
+              <w:t>면허 · 자격명</w:t>
             </w:r>
           </w:p>
           <w:p>
@@ -574,7 +574,7 @@
                 <w:color w:val="A9B0B8"/>
                 <w:sz w:val="18"/>
               </w:rPr>
-              <w:t>내 용</w:t>
+              <w:t>발급 기관 · 번 호</w:t>
             </w:r>
           </w:p>
           <w:p>
@@ -598,7 +598,7 @@
                 <w:color w:val="A9B0B8"/>
                 <w:sz w:val="17"/>
               </w:rPr>
-              <w:t>기 간</w:t>
+              <w:t>취득일</w:t>
             </w:r>
             <w:r>
               <w:rPr>
@@ -607,7 +607,7 @@
                 <w:sz w:val="21"/>
               </w:rPr>
               <w:tab/>
-              <w:t>학교 / 기관</w:t>
+              <w:t>면허 · 자격명</w:t>
             </w:r>
           </w:p>
           <w:p>
@@ -621,7 +621,7 @@
                 <w:color w:val="A9B0B8"/>
                 <w:sz w:val="18"/>
               </w:rPr>
-              <w:t>내 용</w:t>
+              <w:t>발급 기관 · 번 호</w:t>
             </w:r>
           </w:p>
           <w:p>

--- a/public/fun/forms/이력서_인테리어시공·설계_2_사이드바형.docx
+++ b/public/fun/forms/이력서_인테리어시공·설계_2_사이드바형.docx
@@ -1222,7 +1222,7 @@
                 <w:color w:val="824049"/>
                 <w:sz w:val="19"/>
               </w:rPr>
-              <w:t>2021~현재 · ○○인테리어 · 상가 리모델링 28건 · 평균 공기 준수율 96%, 하자 접수 −35%</w:t>
+              <w:t>기간 입력 · ○○인테리어 · 상가 리모델링 28건 · 평균 공기 준수율 96%, 하자 접수 −35%</w:t>
             </w:r>
           </w:p>
         </w:tc>
